--- a/tests/templates/template.docx
+++ b/tests/templates/template.docx
@@ -219,7 +219,7 @@
                 <w:u w:val="single"/>
                 <w:lang w:val="en-US" w:eastAsia="zh-CN"/>
               </w:rPr>
-              <w:t xml:space="preserve">   唐智兴</w:t>
+              <w:t xml:space="preserve">   </w:t>
             </w:r>
             <w:r>
               <w:rPr>
@@ -492,97 +492,6 @@
           <w:color w:val="auto"/>
         </w:rPr>
       </w:pPr>
-      <w:r>
-        <w:rPr>
-          <w:rFonts w:hint="eastAsia" w:ascii="宋体" w:hAnsi="宋体" w:eastAsia="宋体" w:cs="宋体"/>
-          <w:color w:val="auto"/>
-        </w:rPr>
-        <w:drawing>
-          <wp:inline distT="0" distB="0" distL="0" distR="0">
-            <wp:extent cx="1259205" cy="517525"/>
-            <wp:effectExtent l="0" t="0" r="17145" b="15875"/>
-            <wp:docPr id="2" name="图片 1" descr="Logo_KeLiang"/>
-            <wp:cNvGraphicFramePr>
-              <a:graphicFrameLocks xmlns:a="http://schemas.openxmlformats.org/drawingml/2006/main" noChangeAspect="1"/>
-            </wp:cNvGraphicFramePr>
-            <a:graphic xmlns:a="http://schemas.openxmlformats.org/drawingml/2006/main">
-              <a:graphicData uri="http://schemas.openxmlformats.org/drawingml/2006/picture">
-                <pic:pic xmlns:pic="http://schemas.openxmlformats.org/drawingml/2006/picture">
-                  <pic:nvPicPr>
-                    <pic:cNvPr id="2" name="图片 1" descr="Logo_KeLiang"/>
-                    <pic:cNvPicPr>
-                      <a:picLocks noChangeAspect="1" noChangeArrowheads="1"/>
-                    </pic:cNvPicPr>
-                  </pic:nvPicPr>
-                  <pic:blipFill>
-                    <a:blip r:embed="rId8" cstate="print">
-                      <a:extLst>
-                        <a:ext uri="{28A0092B-C50C-407E-A947-70E740481C1C}">
-                          <a14:useLocalDpi xmlns:a14="http://schemas.microsoft.com/office/drawing/2010/main" val="0"/>
-                        </a:ext>
-                      </a:extLst>
-                    </a:blip>
-                    <a:srcRect/>
-                    <a:stretch>
-                      <a:fillRect/>
-                    </a:stretch>
-                  </pic:blipFill>
-                  <pic:spPr>
-                    <a:xfrm>
-                      <a:off x="0" y="0"/>
-                      <a:ext cx="1259205" cy="517525"/>
-                    </a:xfrm>
-                    <a:prstGeom prst="rect">
-                      <a:avLst/>
-                    </a:prstGeom>
-                    <a:noFill/>
-                    <a:ln>
-                      <a:noFill/>
-                    </a:ln>
-                  </pic:spPr>
-                </pic:pic>
-              </a:graphicData>
-            </a:graphic>
-          </wp:inline>
-        </w:drawing>
-      </w:r>
-    </w:p>
-    <w:p>
-      <w:pPr>
-        <w:keepNext w:val="0"/>
-        <w:keepLines w:val="0"/>
-        <w:pageBreakBefore w:val="0"/>
-        <w:widowControl w:val="0"/>
-        <w:shd w:val="clear"/>
-        <w:kinsoku/>
-        <w:wordWrap/>
-        <w:overflowPunct/>
-        <w:topLinePunct w:val="0"/>
-        <w:autoSpaceDE/>
-        <w:autoSpaceDN/>
-        <w:bidi w:val="0"/>
-        <w:adjustRightInd/>
-        <w:snapToGrid/>
-        <w:spacing w:before="156" w:beforeLines="50" w:after="10" w:line="480" w:lineRule="auto"/>
-        <w:ind w:firstLine="0" w:firstLineChars="0"/>
-        <w:jc w:val="center"/>
-        <w:textAlignment w:val="auto"/>
-        <w:rPr>
-          <w:rFonts w:hint="eastAsia" w:ascii="宋体" w:hAnsi="宋体" w:eastAsia="宋体" w:cs="宋体"/>
-          <w:color w:val="auto"/>
-          <w:sz w:val="28"/>
-          <w:szCs w:val="28"/>
-        </w:rPr>
-      </w:pPr>
-      <w:r>
-        <w:rPr>
-          <w:rFonts w:hint="eastAsia" w:ascii="宋体" w:hAnsi="宋体" w:eastAsia="宋体" w:cs="宋体"/>
-          <w:color w:val="auto"/>
-          <w:sz w:val="28"/>
-          <w:szCs w:val="28"/>
-        </w:rPr>
-        <w:t>上海科梁信息科技股份有限公司</w:t>
-      </w:r>
     </w:p>
     <w:p>
       <w:pPr>
@@ -611,53 +520,6 @@
           <w:szCs w:val="32"/>
         </w:rPr>
       </w:pPr>
-      <w:r>
-        <w:rPr>
-          <w:rFonts w:hint="eastAsia" w:ascii="宋体" w:hAnsi="宋体" w:eastAsia="宋体" w:cs="宋体"/>
-          <w:color w:val="auto"/>
-          <w:sz w:val="28"/>
-          <w:szCs w:val="32"/>
-        </w:rPr>
-        <w:t>二〇二</w:t>
-      </w:r>
-      <w:r>
-        <w:rPr>
-          <w:rFonts w:hint="eastAsia" w:cs="宋体"/>
-          <w:color w:val="auto"/>
-          <w:sz w:val="28"/>
-          <w:szCs w:val="32"/>
-          <w:lang w:val="en-US" w:eastAsia="zh-CN"/>
-        </w:rPr>
-        <w:t>六</w:t>
-      </w:r>
-      <w:r>
-        <w:rPr>
-          <w:rFonts w:hint="eastAsia" w:ascii="宋体" w:hAnsi="宋体" w:eastAsia="宋体" w:cs="宋体"/>
-          <w:color w:val="auto"/>
-          <w:sz w:val="28"/>
-          <w:szCs w:val="32"/>
-        </w:rPr>
-        <w:t>年</w:t>
-      </w:r>
-      <w:r>
-        <w:rPr>
-          <w:rFonts w:hint="eastAsia" w:cs="宋体"/>
-          <w:color w:val="auto"/>
-          <w:sz w:val="28"/>
-          <w:szCs w:val="32"/>
-          <w:lang w:val="en-US" w:eastAsia="zh-CN"/>
-        </w:rPr>
-        <w:t>四</w:t>
-      </w:r>
-      <w:r>
-        <w:rPr>
-          <w:rFonts w:hint="eastAsia" w:ascii="宋体" w:hAnsi="宋体" w:eastAsia="宋体" w:cs="宋体"/>
-          <w:color w:val="auto"/>
-          <w:sz w:val="28"/>
-          <w:szCs w:val="32"/>
-        </w:rPr>
-        <w:t>月</w:t>
-      </w:r>
     </w:p>
     <w:p>
       <w:pPr>
@@ -688,7 +550,6 @@
         </w:rPr>
         <w:sectPr>
           <w:headerReference r:id="rId5" w:type="default"/>
-          <w:footerReference r:id="rId6" w:type="default"/>
           <w:pgSz w:w="11906" w:h="16838"/>
           <w:pgMar w:top="1417" w:right="1417" w:bottom="1417" w:left="1701" w:header="851" w:footer="992" w:gutter="0"/>
           <w:cols w:space="425" w:num="1"/>
@@ -1085,37 +946,6 @@
     </w:p>
   </w:endnote>
 </w:endnotes>
-</file>
-
-<file path=word/footer1.xml><?xml version="1.0" encoding="utf-8"?>
-<w:ftr xmlns:wpc="http://schemas.microsoft.com/office/word/2010/wordprocessingCanvas" xmlns:mc="http://schemas.openxmlformats.org/markup-compatibility/2006" xmlns:o="urn:schemas-microsoft-com:office:office" xmlns:r="http://schemas.openxmlformats.org/officeDocument/2006/relationships" xmlns:m="http://schemas.openxmlformats.org/officeDocument/2006/math" xmlns:v="urn:schemas-microsoft-com:vml" xmlns:wp14="http://schemas.microsoft.com/office/word/2010/wordprocessingDrawing" xmlns:wp="http://schemas.openxmlformats.org/drawingml/2006/wordprocessingDrawing" xmlns:w10="urn:schemas-microsoft-com:office:word" xmlns:w="http://schemas.openxmlformats.org/wordprocessingml/2006/main" xmlns:w14="http://schemas.microsoft.com/office/word/2010/wordml" xmlns:w15="http://schemas.microsoft.com/office/word/2012/wordml" xmlns:wpg="http://schemas.microsoft.com/office/word/2010/wordprocessingGroup" xmlns:wpi="http://schemas.microsoft.com/office/word/2010/wordprocessingInk" xmlns:wne="http://schemas.microsoft.com/office/word/2006/wordml" xmlns:wps="http://schemas.microsoft.com/office/word/2010/wordprocessingShape" xmlns:wpsCustomData="http://www.wps.cn/officeDocument/2013/wpsCustomData" mc:Ignorable="w14 w15 wp14">
-  <w:p>
-    <w:pPr>
-      <w:pStyle w:val="5"/>
-      <w:rPr>
-        <w:rFonts w:hint="default" w:eastAsia="宋体"/>
-        <w:lang w:val="en-US" w:eastAsia="zh-CN"/>
-      </w:rPr>
-    </w:pPr>
-    <w:r>
-      <w:rPr>
-        <w:rFonts w:asciiTheme="minorEastAsia" w:hAnsiTheme="minorEastAsia"/>
-        <w:sz w:val="21"/>
-        <w:szCs w:val="21"/>
-      </w:rPr>
-      <w:t>上海科梁信息科技股份有限公司@202</w:t>
-    </w:r>
-    <w:r>
-      <w:rPr>
-        <w:rFonts w:hint="eastAsia" w:asciiTheme="minorEastAsia" w:hAnsiTheme="minorEastAsia"/>
-        <w:sz w:val="21"/>
-        <w:szCs w:val="21"/>
-        <w:lang w:val="en-US" w:eastAsia="zh-CN"/>
-      </w:rPr>
-      <w:t>6</w:t>
-    </w:r>
-  </w:p>
-</w:ftr>
 </file>
 
 <file path=word/footnotes.xml><?xml version="1.0" encoding="utf-8"?>

--- a/tests/templates/template.docx
+++ b/tests/templates/template.docx
@@ -1068,6 +1068,7 @@
     </w:lvl>
     <w:lvl w:ilvl="3" w:tentative="0">
       <w:start w:val="1"/>
+      <w:pStyle w:val="27"/>
       <w:numFmt w:val="decimal"/>
       <w:lvlText w:val="%1.%2.%3.%4"/>
       <w:lvlJc w:val="left"/>
@@ -1080,6 +1081,7 @@
     </w:lvl>
     <w:lvl w:ilvl="4" w:tentative="0">
       <w:start w:val="1"/>
+      <w:pStyle w:val="34"/>
       <w:numFmt w:val="decimal"/>
       <w:lvlText w:val="%1.%2.%3.%4.%5"/>
       <w:lvlJc w:val="left"/>
@@ -1092,6 +1094,7 @@
     </w:lvl>
     <w:lvl w:ilvl="5" w:tentative="0">
       <w:start w:val="1"/>
+      <w:pStyle w:val="35"/>
       <w:numFmt w:val="decimal"/>
       <w:lvlText w:val="%1.%2.%3.%4.%5.%6"/>
       <w:lvlJc w:val="left"/>
@@ -1936,6 +1939,7 @@
         <w:ilvl w:val="0"/>
         <w:numId w:val="3"/>
       </w:numPr>
+      <w:outlineLvl w:val="0"/>
     </w:pPr>
     <w:rPr>
       <w:rFonts w:hint="default" w:ascii="宋体" w:hAnsi="宋体" w:eastAsia="宋体" w:cs="Times New Roman"/>
@@ -1961,6 +1965,7 @@
       </w:tabs>
       <w:spacing w:line="360" w:lineRule="auto"/>
       <w:ind w:left="567" w:hanging="567"/>
+      <w:outlineLvl w:val="1"/>
     </w:pPr>
   </w:style>
   <w:style w:type="paragraph" w:customStyle="1" w:styleId="19">
@@ -1978,6 +1983,7 @@
         <w:tab w:val="clear" w:pos="420"/>
       </w:tabs>
       <w:ind w:left="0" w:firstLine="0"/>
+      <w:outlineLvl w:val="2"/>
     </w:pPr>
     <w:rPr>
       <w:rFonts w:eastAsia="宋体" w:cs="Times New Roman"/>
@@ -1986,6 +1992,78 @@
       <w:color w:val="auto"/>
     </w:rPr>
   </w:style>
+  <w:style w:type="paragraph" w:customStyle="1" w:styleId="27">
+    <w:name w:val="KL四级标题"/>
+    <w:basedOn w:val="26"/>
+    <w:next w:val="28"/>
+    <w:qFormat/>
+    <w:uiPriority w:val="0"/>
+    <w:pPr>
+      <w:numPr>
+        <w:ilvl w:val="3"/>
+        <w:numId w:val="3"/>
+      </w:numPr>
+      <w:ind w:left="0" w:firstLine="0"/>
+      <w:outlineLvl w:val="3"/>
+      <w:spacing w:line="360" w:lineRule="auto"/>
+    </w:pPr>
+    <w:rPr>
+      <w:rFonts w:eastAsia="宋体" w:cs="宋体" w:ascii="宋体" w:hAnsi="宋体"/>
+      <w:color w:val="auto"/>
+      <w:b w:val="0"/>
+      <w:bCs w:val="0"/>
+      <w:sz w:val="24"/>
+      <w:szCs w:val="24"/>
+    </w:rPr>
+  </w:style>
+  <w:style w:type="paragraph" w:customStyle="1" w:styleId="34">
+    <w:name w:val="KL五级标题"/>
+    <w:basedOn w:val="27"/>
+    <w:next w:val="28"/>
+    <w:qFormat/>
+    <w:uiPriority w:val="0"/>
+    <w:pPr>
+      <w:numPr>
+        <w:ilvl w:val="4"/>
+        <w:numId w:val="3"/>
+      </w:numPr>
+      <w:ind w:left="0" w:firstLine="0"/>
+      <w:outlineLvl w:val="4"/>
+      <w:spacing w:line="360" w:lineRule="auto"/>
+    </w:pPr>
+    <w:rPr>
+      <w:rFonts w:eastAsia="宋体" w:cs="宋体" w:ascii="宋体" w:hAnsi="宋体"/>
+      <w:color w:val="auto"/>
+      <w:b w:val="0"/>
+      <w:bCs w:val="0"/>
+      <w:sz w:val="24"/>
+      <w:szCs w:val="24"/>
+    </w:rPr>
+  </w:style>
+  <w:style w:type="paragraph" w:customStyle="1" w:styleId="35">
+    <w:name w:val="KL六级标题"/>
+    <w:basedOn w:val="34"/>
+    <w:next w:val="28"/>
+    <w:qFormat/>
+    <w:uiPriority w:val="0"/>
+    <w:pPr>
+      <w:numPr>
+        <w:ilvl w:val="5"/>
+        <w:numId w:val="3"/>
+      </w:numPr>
+      <w:ind w:left="0" w:firstLine="0"/>
+      <w:outlineLvl w:val="5"/>
+      <w:spacing w:line="360" w:lineRule="auto"/>
+    </w:pPr>
+    <w:rPr>
+      <w:rFonts w:eastAsia="宋体" w:cs="宋体" w:ascii="宋体" w:hAnsi="宋体"/>
+      <w:color w:val="auto"/>
+      <w:b w:val="0"/>
+      <w:bCs w:val="0"/>
+      <w:sz w:val="24"/>
+      <w:szCs w:val="24"/>
+    </w:rPr>
+  </w:style>
   <w:style w:type="paragraph" w:customStyle="1" w:styleId="20">
     <w:name w:val="KL正文"/>
     <w:qFormat/>
@@ -2042,19 +2120,6 @@
       <w:szCs w:val="24"/>
     </w:rPr>
   </w:style>
-  <w:style w:type="paragraph" w:customStyle="1" w:styleId="24">
-    <w:name w:val="KL其他标题"/>
-    <w:qFormat/>
-    <w:uiPriority w:val="0"/>
-    <w:pPr>
-      <w:spacing w:line="360" w:lineRule="auto"/>
-    </w:pPr>
-    <w:rPr>
-      <w:rFonts w:hint="eastAsia" w:ascii="宋体" w:hAnsi="宋体" w:eastAsia="宋体" w:cstheme="minorBidi"/>
-      <w:sz w:val="24"/>
-      <w:szCs w:val="24"/>
-    </w:rPr>
-  </w:style>
   <w:style w:type="paragraph" w:customStyle="1" w:styleId="25">
     <w:name w:val="KL页脚"/>
     <w:qFormat/>
@@ -2081,15 +2146,6 @@
       <w:rFonts w:hint="eastAsia" w:ascii="宋体" w:hAnsi="宋体" w:eastAsia="宋体" w:cstheme="minorBidi"/>
       <w:sz w:val="24"/>
       <w:szCs w:val="24"/>
-    </w:rPr>
-  </w:style>
-  <w:style w:type="paragraph" w:customStyle="1" w:styleId="27">
-    <w:name w:val="Normal0"/>
-    <w:qFormat/>
-    <w:uiPriority w:val="0"/>
-    <w:rPr>
-      <w:rFonts w:ascii="Times New Roman" w:hAnsi="Times New Roman" w:eastAsia="宋体" w:cs="Times New Roman"/>
-      <w:lang w:val="en-US" w:eastAsia="en-US" w:bidi="ar-SA"/>
     </w:rPr>
   </w:style>
 </w:styles>
